--- a/docs/registry/out/02_Руководство_по_установке.docx
+++ b/docs/registry/out/02_Руководство_по_установке.docx
@@ -60,7 +60,7 @@
         <w:jc w:val="center"/>
       </w:pPr>
       <w:r>
-        <w:t>Версия 0.0.1-61</w:t>
+        <w:t>Версия 0.0.1-63</w:t>
         <w:br/>
         <w:t>Правообладатель: Пономарев Роман Сергеевич</w:t>
         <w:br/>
@@ -89,7 +89,7 @@
           <w:b w:val="0"/>
           <w:i w:val="0"/>
         </w:rPr>
-        <w:t>Дистрибутив поставляется одним файлом установочного пакета формата RPM: redmail-0.0.1-61.red80.x86_64.rpm (около 215 МБ). Пакет самодостаточен: внутри находится приватное окружение Python со всеми библиотеками, поэтому установка и работа не требуют доступа в интернет.</w:t>
+        <w:t>Дистрибутив поставляется одним файлом установочного пакета формата RPM: redmail-0.0.1-63.red80.x86_64.rpm (около 215 МБ). Пакет самодостаточен: внутри находится приватное окружение Python со всеми библиотеками, поэтому установка и работа не требуют доступа в интернет.</w:t>
       </w:r>
     </w:p>
     <w:p>
@@ -114,7 +114,7 @@
           <w:rFonts w:ascii="Courier New" w:hAnsi="Courier New" w:eastAsia="Courier New"/>
           <w:sz w:val="20"/>
         </w:rPr>
-        <w:t>sha256sum redmail-0.0.1-61.red80.x86_64.rpm</w:t>
+        <w:t>sha256sum redmail-0.0.1-63.red80.x86_64.rpm</w:t>
       </w:r>
     </w:p>
     <w:p/>
@@ -188,7 +188,7 @@
           <w:rFonts w:ascii="Courier New" w:hAnsi="Courier New" w:eastAsia="Courier New"/>
           <w:sz w:val="20"/>
         </w:rPr>
-        <w:t>sudo dnf install ./redmail-0.0.1-61.red80.x86_64.rpm</w:t>
+        <w:t>sudo dnf install ./redmail-0.0.1-63.red80.x86_64.rpm</w:t>
       </w:r>
     </w:p>
     <w:p/>
@@ -470,7 +470,7 @@
           <w:rFonts w:ascii="Courier New" w:hAnsi="Courier New" w:eastAsia="Courier New"/>
           <w:sz w:val="20"/>
         </w:rPr>
-        <w:t># результат: ~/rpmbuild/RPMS/x86_64/redmail-0.0.1-61.red80.x86_64.rpm</w:t>
+        <w:t># результат: ~/rpmbuild/RPMS/x86_64/redmail-0.0.1-63.red80.x86_64.rpm</w:t>
       </w:r>
     </w:p>
     <w:p/>

--- a/docs/registry/out/02_Руководство_по_установке.docx
+++ b/docs/registry/out/02_Руководство_по_установке.docx
@@ -60,7 +60,7 @@
         <w:jc w:val="center"/>
       </w:pPr>
       <w:r>
-        <w:t>Версия 0.0.1-63</w:t>
+        <w:t>Версия 0.0.1-66</w:t>
         <w:br/>
         <w:t>Правообладатель: Пономарев Роман Сергеевич</w:t>
         <w:br/>
@@ -89,7 +89,7 @@
           <w:b w:val="0"/>
           <w:i w:val="0"/>
         </w:rPr>
-        <w:t>Дистрибутив поставляется одним файлом установочного пакета формата RPM: redmail-0.0.1-63.red80.x86_64.rpm (около 215 МБ). Пакет самодостаточен: внутри находится приватное окружение Python со всеми библиотеками, поэтому установка и работа не требуют доступа в интернет.</w:t>
+        <w:t>Дистрибутив поставляется одним файлом установочного пакета формата RPM: redmail-0.0.1-66.red80.x86_64.rpm (около 215 МБ). Пакет самодостаточен: внутри находится приватное окружение Python со всеми библиотеками, поэтому установка и работа не требуют доступа в интернет.</w:t>
       </w:r>
     </w:p>
     <w:p>
@@ -114,7 +114,7 @@
           <w:rFonts w:ascii="Courier New" w:hAnsi="Courier New" w:eastAsia="Courier New"/>
           <w:sz w:val="20"/>
         </w:rPr>
-        <w:t>sha256sum redmail-0.0.1-63.red80.x86_64.rpm</w:t>
+        <w:t>sha256sum redmail-0.0.1-66.red80.x86_64.rpm</w:t>
       </w:r>
     </w:p>
     <w:p/>
@@ -188,7 +188,7 @@
           <w:rFonts w:ascii="Courier New" w:hAnsi="Courier New" w:eastAsia="Courier New"/>
           <w:sz w:val="20"/>
         </w:rPr>
-        <w:t>sudo dnf install ./redmail-0.0.1-63.red80.x86_64.rpm</w:t>
+        <w:t>sudo dnf install ./redmail-0.0.1-66.red80.x86_64.rpm</w:t>
       </w:r>
     </w:p>
     <w:p/>
@@ -470,7 +470,7 @@
           <w:rFonts w:ascii="Courier New" w:hAnsi="Courier New" w:eastAsia="Courier New"/>
           <w:sz w:val="20"/>
         </w:rPr>
-        <w:t># результат: ~/rpmbuild/RPMS/x86_64/redmail-0.0.1-63.red80.x86_64.rpm</w:t>
+        <w:t># результат: ~/rpmbuild/RPMS/x86_64/redmail-0.0.1-66.red80.x86_64.rpm</w:t>
       </w:r>
     </w:p>
     <w:p/>

--- a/docs/registry/out/02_Руководство_по_установке.docx
+++ b/docs/registry/out/02_Руководство_по_установке.docx
@@ -60,7 +60,7 @@
         <w:jc w:val="center"/>
       </w:pPr>
       <w:r>
-        <w:t>Версия 0.0.1-66</w:t>
+        <w:t>Версия 0.0.1-70</w:t>
         <w:br/>
         <w:t>Правообладатель: Пономарев Роман Сергеевич</w:t>
         <w:br/>
@@ -89,7 +89,7 @@
           <w:b w:val="0"/>
           <w:i w:val="0"/>
         </w:rPr>
-        <w:t>Дистрибутив поставляется одним файлом установочного пакета формата RPM: redmail-0.0.1-66.red80.x86_64.rpm (около 215 МБ). Пакет самодостаточен: внутри находится приватное окружение Python со всеми библиотеками, поэтому установка и работа не требуют доступа в интернет.</w:t>
+        <w:t>Дистрибутив поставляется одним файлом установочного пакета формата RPM: redmail-0.0.1-70.red80.x86_64.rpm (около 215 МБ). Пакет самодостаточен: внутри находится приватное окружение Python со всеми библиотеками, поэтому установка и работа не требуют доступа в интернет.</w:t>
       </w:r>
     </w:p>
     <w:p>
@@ -114,7 +114,7 @@
           <w:rFonts w:ascii="Courier New" w:hAnsi="Courier New" w:eastAsia="Courier New"/>
           <w:sz w:val="20"/>
         </w:rPr>
-        <w:t>sha256sum redmail-0.0.1-66.red80.x86_64.rpm</w:t>
+        <w:t>sha256sum redmail-0.0.1-70.red80.x86_64.rpm</w:t>
       </w:r>
     </w:p>
     <w:p/>
@@ -188,7 +188,7 @@
           <w:rFonts w:ascii="Courier New" w:hAnsi="Courier New" w:eastAsia="Courier New"/>
           <w:sz w:val="20"/>
         </w:rPr>
-        <w:t>sudo dnf install ./redmail-0.0.1-66.red80.x86_64.rpm</w:t>
+        <w:t>sudo dnf install ./redmail-0.0.1-70.red80.x86_64.rpm</w:t>
       </w:r>
     </w:p>
     <w:p/>
@@ -470,7 +470,7 @@
           <w:rFonts w:ascii="Courier New" w:hAnsi="Courier New" w:eastAsia="Courier New"/>
           <w:sz w:val="20"/>
         </w:rPr>
-        <w:t># результат: ~/rpmbuild/RPMS/x86_64/redmail-0.0.1-66.red80.x86_64.rpm</w:t>
+        <w:t># результат: ~/rpmbuild/RPMS/x86_64/redmail-0.0.1-70.red80.x86_64.rpm</w:t>
       </w:r>
     </w:p>
     <w:p/>

--- a/docs/registry/out/02_Руководство_по_установке.docx
+++ b/docs/registry/out/02_Руководство_по_установке.docx
@@ -60,7 +60,7 @@
         <w:jc w:val="center"/>
       </w:pPr>
       <w:r>
-        <w:t>Версия 0.0.1-70</w:t>
+        <w:t>Версия 0.0.1-74</w:t>
         <w:br/>
         <w:t>Правообладатель: Пономарев Роман Сергеевич</w:t>
         <w:br/>
@@ -89,7 +89,7 @@
           <w:b w:val="0"/>
           <w:i w:val="0"/>
         </w:rPr>
-        <w:t>Дистрибутив поставляется одним файлом установочного пакета формата RPM: redmail-0.0.1-70.red80.x86_64.rpm (около 215 МБ). Пакет самодостаточен: внутри находится приватное окружение Python со всеми библиотеками, поэтому установка и работа не требуют доступа в интернет.</w:t>
+        <w:t>Дистрибутив поставляется одним файлом установочного пакета формата RPM: redmail-0.0.1-74.red80.x86_64.rpm (около 215 МБ). Пакет самодостаточен: внутри находится приватное окружение Python со всеми библиотеками, поэтому установка и работа не требуют доступа в интернет.</w:t>
       </w:r>
     </w:p>
     <w:p>
@@ -114,7 +114,7 @@
           <w:rFonts w:ascii="Courier New" w:hAnsi="Courier New" w:eastAsia="Courier New"/>
           <w:sz w:val="20"/>
         </w:rPr>
-        <w:t>sha256sum redmail-0.0.1-70.red80.x86_64.rpm</w:t>
+        <w:t>sha256sum redmail-0.0.1-74.red80.x86_64.rpm</w:t>
       </w:r>
     </w:p>
     <w:p/>
@@ -188,7 +188,7 @@
           <w:rFonts w:ascii="Courier New" w:hAnsi="Courier New" w:eastAsia="Courier New"/>
           <w:sz w:val="20"/>
         </w:rPr>
-        <w:t>sudo dnf install ./redmail-0.0.1-70.red80.x86_64.rpm</w:t>
+        <w:t>sudo dnf install ./redmail-0.0.1-74.red80.x86_64.rpm</w:t>
       </w:r>
     </w:p>
     <w:p/>
@@ -470,7 +470,7 @@
           <w:rFonts w:ascii="Courier New" w:hAnsi="Courier New" w:eastAsia="Courier New"/>
           <w:sz w:val="20"/>
         </w:rPr>
-        <w:t># результат: ~/rpmbuild/RPMS/x86_64/redmail-0.0.1-70.red80.x86_64.rpm</w:t>
+        <w:t># результат: ~/rpmbuild/RPMS/x86_64/redmail-0.0.1-74.red80.x86_64.rpm</w:t>
       </w:r>
     </w:p>
     <w:p/>

--- a/docs/registry/out/02_Руководство_по_установке.docx
+++ b/docs/registry/out/02_Руководство_по_установке.docx
@@ -60,7 +60,7 @@
         <w:jc w:val="center"/>
       </w:pPr>
       <w:r>
-        <w:t>Версия 0.0.1-74</w:t>
+        <w:t>Версия 0.0.1-77</w:t>
         <w:br/>
         <w:t>Правообладатель: Пономарев Роман Сергеевич</w:t>
         <w:br/>
@@ -89,7 +89,7 @@
           <w:b w:val="0"/>
           <w:i w:val="0"/>
         </w:rPr>
-        <w:t>Дистрибутив поставляется одним файлом установочного пакета формата RPM: redmail-0.0.1-74.red80.x86_64.rpm (около 215 МБ). Пакет самодостаточен: внутри находится приватное окружение Python со всеми библиотеками, поэтому установка и работа не требуют доступа в интернет.</w:t>
+        <w:t>Дистрибутив поставляется одним файлом установочного пакета формата RPM: redmail-0.0.1-77.red80.x86_64.rpm (около 215 МБ). Пакет самодостаточен: внутри находится приватное окружение Python со всеми библиотеками, поэтому установка и работа не требуют доступа в интернет.</w:t>
       </w:r>
     </w:p>
     <w:p>
@@ -114,7 +114,7 @@
           <w:rFonts w:ascii="Courier New" w:hAnsi="Courier New" w:eastAsia="Courier New"/>
           <w:sz w:val="20"/>
         </w:rPr>
-        <w:t>sha256sum redmail-0.0.1-74.red80.x86_64.rpm</w:t>
+        <w:t>sha256sum redmail-0.0.1-77.red80.x86_64.rpm</w:t>
       </w:r>
     </w:p>
     <w:p/>
@@ -188,7 +188,7 @@
           <w:rFonts w:ascii="Courier New" w:hAnsi="Courier New" w:eastAsia="Courier New"/>
           <w:sz w:val="20"/>
         </w:rPr>
-        <w:t>sudo dnf install ./redmail-0.0.1-74.red80.x86_64.rpm</w:t>
+        <w:t>sudo dnf install ./redmail-0.0.1-77.red80.x86_64.rpm</w:t>
       </w:r>
     </w:p>
     <w:p/>
@@ -470,7 +470,7 @@
           <w:rFonts w:ascii="Courier New" w:hAnsi="Courier New" w:eastAsia="Courier New"/>
           <w:sz w:val="20"/>
         </w:rPr>
-        <w:t># результат: ~/rpmbuild/RPMS/x86_64/redmail-0.0.1-74.red80.x86_64.rpm</w:t>
+        <w:t># результат: ~/rpmbuild/RPMS/x86_64/redmail-0.0.1-77.red80.x86_64.rpm</w:t>
       </w:r>
     </w:p>
     <w:p/>
